--- a/lti/downloads/Aivel_LTI_plan_v2.docx
+++ b/lti/downloads/Aivel_LTI_plan_v2.docx
@@ -244,7 +244,7 @@
         <w:rPr/>
       </w:pPr>
       <w:r>
-        <w:t>10% — это единый предельный размер всей программы на полностью разводненной базе на дату создания резерва, включая сам резерв, а не ежегодное выделение новых 10%. Например, из 100 000 000 единиц 90 000 000 принадлежат владельцам, а 10 000 000 составляют весь резерв. Перевод единиц из резерва в индивидуальный пакет не создает дополнительного размытия. Для планирования можно использовать ориентир 6% для текущей команды, 3% для будущих сильных наймов и 1% как резерв Совета; это части одного предела, а не три новые квоты.</w:t>
+        <w:t>10% — это единый предельный размер всей программы на полностью разводненной базе на дату создания резерва, включая сам резерв, а не ежегодное выделение новых 10%. Например, из 100 000 000 единиц 90 000 000 принадлежат владельцам, а 10 000 000 составляют весь резерв. Перевод единиц из резерва в индивидуальный пакет не создает дополнительного размытия. Для планирования можно использовать ориентир 5% для текущей команды, 4% для будущих сильных наймов и 1% как резерв Совета; это части одного предела, а не три новые квоты.</w:t>
       </w:r>
     </w:p>
     <w:p>
@@ -2227,7 +2227,7 @@
         <w:rPr>
           <w:rtl w:val="0"/>
         </w:rPr>
-        <w:t xml:space="preserve">В этом примере для первоначального планирования резерв условно разделен на 6% для действующей команды, 3% для будущих сотрудников и 1% для решений Совета директоров. Это не жесткие квоты: части можно перераспределять внутри общего предела 10%. После раунда 6 000 000 единиц превращаются из 6% в 4,5% компании; 3 000 000 единиц — из 3% в 2,25%; 1 000 000 единиц — из 1% в 0,75%. Автоматического восстановления прежних процентов нет.</w:t>
+        <w:t>В этом примере для первоначального планирования резерв условно разделен на 5% для действующей команды, 4% для будущих сотрудников и 1% для решений Совета директоров. Это не жесткие квоты: части можно перераспределять внутри общего предела 10%. После раунда 5 000 000 единиц превращаются из 5% в 3,75% компании; 4 000 000 единиц — из 4% в 3%; 1 000 000 единиц — из 1% в 0,75%. Автоматического восстановления прежних процентов нет.</w:t>
       </w:r>
     </w:p>
     <w:p>
@@ -2286,7 +2286,7 @@
         <w:rPr/>
       </w:pPr>
       <w:r>
-        <w:t>В ориентировочной части резерва для текущей команды остаются 6 000 000 единиц. При начальной цене 12 ₽ их расчетная вместимость — 72 млн ₽. Если на начало цикла поименному списку соответствует максимум 25,2 млн ₽, резервируется до 2,1 млн единиц. После подтверждения результатов неиспользованная часть освобождается. Историческая начальная цена защищает стимул текущего цикла, но ускоряет расход единиц при росте оценки, поэтому доступный остаток проверяется до обещания участникам.</w:t>
+        <w:t>В ориентировочной части резерва для текущей команды остаются 5 000 000 единиц. При начальной цене 12 ₽ их расчетная вместимость — 60 млн ₽. Если на начало цикла поименному списку соответствует максимум 25,2 млн ₽, резервируется до 2,1 млн единиц. После подтверждения результатов неиспользованная часть освобождается. Историческая начальная цена защищает стимул текущего цикла, но ускоряет расход единиц при росте оценки, поэтому доступный остаток проверяется до обещания участникам.</w:t>
       </w:r>
     </w:p>
     <w:tbl>
@@ -2413,7 +2413,7 @@
                 <w:color w:val="FFFFFF"/>
                 <w:rtl w:val="0"/>
               </w:rPr>
-              <w:t xml:space="preserve">Использование ориентировочного лимита 6 млн единиц</w:t>
+              <w:t>Использование ориентировочного лимита 5 млн единиц</w:t>
             </w:r>
           </w:p>
         </w:tc>
@@ -2501,7 +2501,7 @@
                 <w:szCs w:val="21"/>
                 <w:rtl w:val="0"/>
               </w:rPr>
-              <w:t xml:space="preserve">35%</w:t>
+              <w:t>42%</w:t>
             </w:r>
             <w:r>
               <w:rPr>
@@ -2594,7 +2594,7 @@
                 <w:szCs w:val="21"/>
                 <w:rtl w:val="0"/>
               </w:rPr>
-              <w:t xml:space="preserve">70%</w:t>
+              <w:t>84%</w:t>
             </w:r>
             <w:r>
               <w:rPr>
@@ -2687,7 +2687,7 @@
                 <w:szCs w:val="21"/>
                 <w:rtl w:val="0"/>
               </w:rPr>
-              <w:t xml:space="preserve">105% — превышение</w:t>
+              <w:t>126% — нужен пересмотр</w:t>
             </w:r>
             <w:r>
               <w:rPr>
@@ -2717,7 +2717,7 @@
         <w:rPr>
           <w:rtl w:val="0"/>
         </w:rPr>
-        <w:t xml:space="preserve">Если за два года ничего не вернулось в резерв, на третий год свободно только 1,8 млн единиц, или 21,6 млн ₽ при цене 12 ₽. Совет директоров не может автоматически утвердить еще 25,2 млн ₽, поскольку для этого нужно 2,1 млн единиц. Пакет необходимо уменьшить на 300 000 единиц, или 3,6 млн ₽, дождаться возврата не перешедших прав либо отдельно увеличить резерв решением владельцев.</w:t>
+        <w:t>Если за два года ничего не вернулось в резерв, на третий год свободно только 0,8 млн единиц, или 9,6 млн ₽ при цене 12 ₽. Совет директоров не может автоматически утвердить еще 25,2 млн ₽, поскольку для этого нужно 2,1 млн единиц. Не хватает 1,3 млн единиц, или 15,6 млн ₽. Запрос необходимо уменьшить, дождаться возврата неперешедших прав либо явно перераспределить часть ориентиров 4% / 1% внутри общего предела 10%; увеличение сверх него требует отдельного решения владельцев.</w:t>
       </w:r>
     </w:p>
     <w:p>
